--- a/assignments/SE Lab - Assignment 4.docx
+++ b/assignments/SE Lab - Assignment 4.docx
@@ -557,9 +557,6 @@
           <w:ilvl w:val="0"/>
           <w:numId w:val="35"/>
         </w:numPr>
-        <w:rPr>
-          <w:shd w:val="clear" w:color="auto" w:fill="FFFFFF"/>
-        </w:rPr>
       </w:pPr>
       <w:r>
         <w:rPr>
@@ -641,40 +638,24 @@
         </w:rPr>
         <w:t>.</w:t>
       </w:r>
+    </w:p>
+    <w:p>
+      <w:pPr>
+        <w:pStyle w:val="Heading"/>
+      </w:pPr>
       <w:r>
-        <w:rPr>
-          <w:shd w:val="clear" w:color="auto" w:fill="FFFFFF"/>
-        </w:rPr>
-        <w:br w:type="page"/>
-      </w:r>
-      <w:r>
-        <w:rPr>
-          <w:shd w:val="clear" w:color="auto" w:fill="FFFFFF"/>
-        </w:rPr>
         <w:lastRenderedPageBreak/>
         <w:t>CLASS DIAGRAM FOR A FINANCIAL FRAUD DETECTION SYSTEM</w:t>
       </w:r>
     </w:p>
     <w:p>
       <w:pPr>
-        <w:pStyle w:val="Heading"/>
-        <w:rPr>
-          <w:shd w:val="clear" w:color="auto" w:fill="FFFFFF"/>
-        </w:rPr>
-      </w:pPr>
-    </w:p>
-    <w:p>
-      <w:pPr>
-        <w:pStyle w:val="Heading"/>
+        <w:pStyle w:val="Text"/>
         <w:jc w:val="center"/>
-        <w:rPr>
-          <w:shd w:val="clear" w:color="auto" w:fill="FFFFFF"/>
-        </w:rPr>
       </w:pPr>
       <w:r>
         <w:rPr>
           <w:noProof/>
-          <w:shd w:val="clear" w:color="auto" w:fill="FFFFFF"/>
         </w:rPr>
         <w:drawing>
           <wp:inline distT="0" distB="0" distL="0" distR="0" wp14:anchorId="7AF09B2E" wp14:editId="5E5F05C6">
@@ -726,81 +707,21 @@
           <w:shd w:val="clear" w:color="auto" w:fill="FFFFFF"/>
         </w:rPr>
       </w:pPr>
-    </w:p>
-    <w:p>
-      <w:pPr>
-        <w:pStyle w:val="Heading"/>
-        <w:rPr>
-          <w:shd w:val="clear" w:color="auto" w:fill="FFFFFF"/>
-        </w:rPr>
-      </w:pPr>
-    </w:p>
-    <w:p>
-      <w:pPr>
-        <w:pStyle w:val="Heading"/>
-        <w:rPr>
-          <w:shd w:val="clear" w:color="auto" w:fill="FFFFFF"/>
-        </w:rPr>
-      </w:pPr>
-    </w:p>
-    <w:p>
-      <w:pPr>
-        <w:pStyle w:val="Heading"/>
-        <w:rPr>
-          <w:shd w:val="clear" w:color="auto" w:fill="FFFFFF"/>
-        </w:rPr>
-      </w:pPr>
-    </w:p>
-    <w:p>
-      <w:pPr>
-        <w:pStyle w:val="Heading"/>
-        <w:rPr>
-          <w:shd w:val="clear" w:color="auto" w:fill="FFFFFF"/>
-        </w:rPr>
-      </w:pPr>
-    </w:p>
-    <w:p>
-      <w:pPr>
-        <w:pStyle w:val="Heading"/>
-        <w:rPr>
-          <w:shd w:val="clear" w:color="auto" w:fill="FFFFFF"/>
-        </w:rPr>
-      </w:pPr>
-    </w:p>
-    <w:p>
-      <w:pPr>
-        <w:pStyle w:val="Heading"/>
-        <w:rPr>
-          <w:shd w:val="clear" w:color="auto" w:fill="FFFFFF"/>
-        </w:rPr>
-      </w:pPr>
       <w:r>
         <w:rPr>
           <w:shd w:val="clear" w:color="auto" w:fill="FFFFFF"/>
         </w:rPr>
-        <w:lastRenderedPageBreak/>
         <w:t>OBJECT DIAGRAM FOR A FINANCIAL FRAUD DETECTION SYSTEM</w:t>
       </w:r>
     </w:p>
     <w:p>
       <w:pPr>
-        <w:pStyle w:val="Heading"/>
-        <w:rPr>
-          <w:shd w:val="clear" w:color="auto" w:fill="FFFFFF"/>
-        </w:rPr>
-      </w:pPr>
-    </w:p>
-    <w:p>
-      <w:pPr>
-        <w:pStyle w:val="Heading"/>
-        <w:rPr>
-          <w:shd w:val="clear" w:color="auto" w:fill="FFFFFF"/>
-        </w:rPr>
+        <w:pStyle w:val="Text"/>
+        <w:jc w:val="center"/>
       </w:pPr>
       <w:r>
         <w:rPr>
           <w:noProof/>
-          <w:shd w:val="clear" w:color="auto" w:fill="FFFFFF"/>
         </w:rPr>
         <w:drawing>
           <wp:inline distT="0" distB="0" distL="0" distR="0" wp14:anchorId="2CFDCFAC" wp14:editId="7FFB8FBD">
@@ -844,54 +765,6 @@
           </wp:inline>
         </w:drawing>
       </w:r>
-    </w:p>
-    <w:p>
-      <w:pPr>
-        <w:pStyle w:val="Heading"/>
-        <w:rPr>
-          <w:shd w:val="clear" w:color="auto" w:fill="FFFFFF"/>
-        </w:rPr>
-      </w:pPr>
-    </w:p>
-    <w:p>
-      <w:pPr>
-        <w:pStyle w:val="Heading"/>
-        <w:rPr>
-          <w:shd w:val="clear" w:color="auto" w:fill="FFFFFF"/>
-        </w:rPr>
-      </w:pPr>
-    </w:p>
-    <w:p>
-      <w:pPr>
-        <w:pStyle w:val="Heading"/>
-        <w:rPr>
-          <w:shd w:val="clear" w:color="auto" w:fill="FFFFFF"/>
-        </w:rPr>
-      </w:pPr>
-    </w:p>
-    <w:p>
-      <w:pPr>
-        <w:pStyle w:val="Heading"/>
-        <w:rPr>
-          <w:shd w:val="clear" w:color="auto" w:fill="FFFFFF"/>
-        </w:rPr>
-      </w:pPr>
-    </w:p>
-    <w:p>
-      <w:pPr>
-        <w:pStyle w:val="Heading"/>
-        <w:rPr>
-          <w:shd w:val="clear" w:color="auto" w:fill="FFFFFF"/>
-        </w:rPr>
-      </w:pPr>
-    </w:p>
-    <w:p>
-      <w:pPr>
-        <w:pStyle w:val="Heading"/>
-        <w:rPr>
-          <w:shd w:val="clear" w:color="auto" w:fill="FFFFFF"/>
-        </w:rPr>
-      </w:pPr>
     </w:p>
     <w:sectPr>
       <w:pgSz w:w="16838" w:h="11906" w:orient="landscape"/>
@@ -5686,7 +5559,6 @@
   <w:style w:type="character" w:default="1" w:styleId="DefaultParagraphFont">
     <w:name w:val="Default Paragraph Font"/>
     <w:uiPriority w:val="1"/>
-    <w:semiHidden/>
     <w:unhideWhenUsed/>
   </w:style>
   <w:style w:type="table" w:default="1" w:styleId="TableNormal">
